--- a/CerOfimatica2.docx
+++ b/CerOfimatica2.docx
@@ -815,7 +815,7 @@
           <w:sz w:val="38"/>
           <w:szCs w:val="38"/>
         </w:rPr>
-        <w:t>Jimena Samanez Talaverano</w:t>
+        <w:t>Ernestina Guillén Vilca</w:t>
       </w:r>
     </w:p>
     <w:p>
@@ -855,7 +855,7 @@
           <w:sz w:val="32"/>
           <w:szCs w:val="32"/>
         </w:rPr>
-        <w:t>70400523</w:t>
+        <w:t>06605345</w:t>
       </w:r>
     </w:p>
     <w:p>
@@ -1386,6 +1386,7 @@
           </wp:anchor>
         </w:drawing>
       </w:r>
+      <w:proofErr w:type="spellStart"/>
       <w:r>
         <w:rPr>
           <w:rFonts w:ascii="Eras Bold ITC" w:eastAsia="Dotum" w:hAnsi="Eras Bold ITC" w:cs="Tahoma"/>
@@ -1414,7 +1415,18 @@
           <w:szCs w:val="20"/>
           <w:lang w:val="en-US"/>
         </w:rPr>
-        <w:t>dulo 1:</w:t>
+        <w:t>dulo</w:t>
+      </w:r>
+      <w:proofErr w:type="spellEnd"/>
+      <w:r>
+        <w:rPr>
+          <w:rFonts w:ascii="Eras Bold ITC" w:eastAsia="Dotum" w:hAnsi="Eras Bold ITC" w:cs="Tahoma"/>
+          <w:kern w:val="0"/>
+          <w:sz w:val="20"/>
+          <w:szCs w:val="20"/>
+          <w:lang w:val="en-US"/>
+        </w:rPr>
+        <w:t xml:space="preserve"> 1:</w:t>
       </w:r>
       <w:r>
         <w:rPr>
@@ -1516,6 +1528,7 @@
           </wp:anchor>
         </w:drawing>
       </w:r>
+      <w:proofErr w:type="spellStart"/>
       <w:r>
         <w:rPr>
           <w:rFonts w:ascii="Eras Bold ITC" w:eastAsia="Dotum" w:hAnsi="Eras Bold ITC" w:cs="Tahoma"/>
@@ -1544,7 +1557,18 @@
           <w:szCs w:val="20"/>
           <w:lang w:val="en-US"/>
         </w:rPr>
-        <w:t xml:space="preserve">dulo </w:t>
+        <w:t>dulo</w:t>
+      </w:r>
+      <w:proofErr w:type="spellEnd"/>
+      <w:r>
+        <w:rPr>
+          <w:rFonts w:ascii="Eras Bold ITC" w:eastAsia="Dotum" w:hAnsi="Eras Bold ITC" w:cs="Tahoma"/>
+          <w:kern w:val="0"/>
+          <w:sz w:val="20"/>
+          <w:szCs w:val="20"/>
+          <w:lang w:val="en-US"/>
+        </w:rPr>
+        <w:t xml:space="preserve"> </w:t>
       </w:r>
       <w:r>
         <w:rPr>
@@ -1609,6 +1633,7 @@
           <w:lang w:val="en-US"/>
         </w:rPr>
       </w:pPr>
+      <w:proofErr w:type="spellStart"/>
       <w:r>
         <w:rPr>
           <w:rFonts w:ascii="Eras Bold ITC" w:eastAsia="Dotum" w:hAnsi="Eras Bold ITC" w:cs="Tahoma"/>
@@ -1617,7 +1642,18 @@
           <w:szCs w:val="20"/>
           <w:lang w:val="en-US"/>
         </w:rPr>
-        <w:t xml:space="preserve">Módulo </w:t>
+        <w:t>Módulo</w:t>
+      </w:r>
+      <w:proofErr w:type="spellEnd"/>
+      <w:r>
+        <w:rPr>
+          <w:rFonts w:ascii="Eras Bold ITC" w:eastAsia="Dotum" w:hAnsi="Eras Bold ITC" w:cs="Tahoma"/>
+          <w:kern w:val="0"/>
+          <w:sz w:val="20"/>
+          <w:szCs w:val="20"/>
+          <w:lang w:val="en-US"/>
+        </w:rPr>
+        <w:t xml:space="preserve"> </w:t>
       </w:r>
       <w:r>
         <w:rPr>

--- a/CerOfimatica2.docx
+++ b/CerOfimatica2.docx
@@ -815,7 +815,29 @@
           <w:sz w:val="38"/>
           <w:szCs w:val="38"/>
         </w:rPr>
-        <w:t>Ernestina Guillén Vilca</w:t>
+        <w:t>Jayne Ernestina</w:t>
+      </w:r>
+      <w:r>
+        <w:rPr>
+          <w:rFonts w:ascii="Castellar" w:hAnsi="Castellar" w:cs="Arial"/>
+          <w:b/>
+          <w:caps/>
+          <w:kern w:val="0"/>
+          <w:sz w:val="38"/>
+          <w:szCs w:val="38"/>
+        </w:rPr>
+        <w:t xml:space="preserve"> </w:t>
+      </w:r>
+      <w:r>
+        <w:rPr>
+          <w:rFonts w:ascii="Castellar" w:hAnsi="Castellar" w:cs="Arial"/>
+          <w:b/>
+          <w:caps/>
+          <w:kern w:val="0"/>
+          <w:sz w:val="38"/>
+          <w:szCs w:val="38"/>
+        </w:rPr>
+        <w:t>Guillén Vilca</w:t>
       </w:r>
     </w:p>
     <w:p>
